--- a/resumes/essay_aligned/Master_Resume_20261008_1.docx
+++ b/resumes/essay_aligned/Master_Resume_20261008_1.docx
@@ -661,7 +661,7 @@
           <w:vertAlign w:val="baseline"/>
           <w:rtl w:val="0"/>
         </w:rPr>
-        <w:t xml:space="preserve">Leading the Freight Volume Aggregation Improvement Task Force (Jan 2026 - Present) for Samsung Electronics, Samsung affiliates, and external Cello Square customers-standardizing volume classification across 6 regions and 10 organizations and establishing the authoritative company-wide dataset referenced across the organization. In January 2026, volumes reported by some branches differed from headquarters figures by as much as 25%; interviewed operators across 8 departments to understand what each reporting rule was intended to measure, compared monthly shipment snapshots in SQL to separate reporting-month shifts from genuine errors, redesigned 4 freight-aggregation rules, corrected container conversions and air/ocean double-counting, and made an optional less-than-container-load (LCL) field mandatory with upper-bound checks to address errors at data entry. The revised logic (effective July 2026) restored 28,306 forty-foot equivalent units (FEU) of misclassified 2025 volume across Vessel, Air, Rail, and Truck businesses and reduced the anomalous record rate from 0.80% to 0.56% within two months.</w:t>
+        <w:t xml:space="preserve">Leading the Freight Volume Aggregation Improvement Task Force (Jan 2026 - Present) for Samsung Electronics, Samsung affiliates, and external Cello Square customers-standardizing volume classification across 6 regions and 10 organizations and establishing the reliable, authoritative company-wide dataset referenced across the organization. In January 2026, volumes reported by some branches differed from headquarters figures by as much as 25%; interviewed operators across 8 departments to understand what each reporting rule was intended to measure, traced disputed categories to actual shipment events, compared monthly shipment snapshots in SQL to separate reporting-month shifts from genuine errors, redesigned 4 freight-aggregation rules, corrected container conversions and air/ocean double-counting, traced missing volumes to an optional less-than-container-load (LCL) field and implausibly high values to manual-entry errors, then made the field mandatory and added upper-bound validation checks to address errors at data entry. The revised logic (effective July 2026) restored 28,306 forty-foot equivalent units (FEU) of misclassified 2025 volume across Vessel, Air, Rail, and Truck businesses and reduced the anomalous record rate from 0.80% to 0.56% within two months, giving regional teams a shared basis to investigate discrepancies against agreed definitions rather than competing totals.</w:t>
       </w:r>
     </w:p>
     <w:p>
@@ -785,93 +785,93 @@
           <w:vertAlign w:val="baseline"/>
           <w:rtl w:val="0"/>
         </w:rPr>
-        <w:t xml:space="preserve">Partnering with Marketing, Settlement, and Sales to analyze the end-to-end logistics data set (SQL and Excel daily; Python for recurring tasks)-delivering Power BI KPI, monitoring, and usage dashboards that turn raw operational data into decision support for the people who must act on it.</w:t>
-      </w:r>
-    </w:p>
-    <w:p>
-      <w:pPr>
-        <w:keepNext w:val="0"/>
-        <w:keepLines w:val="0"/>
-        <w:pageBreakBefore w:val="0"/>
-        <w:widowControl w:val="1"/>
-        <w:numPr>
-          <w:ilvl w:val="0"/>
-          <w:numId w:val="1"/>
-        </w:numPr>
-        <w:pBdr>
-          <w:top w:space="0" w:sz="0" w:val="nil"/>
-          <w:left w:space="0" w:sz="0" w:val="nil"/>
-          <w:bottom w:space="0" w:sz="0" w:val="nil"/>
-          <w:right w:space="0" w:sz="0" w:val="nil"/>
-          <w:between w:space="0" w:sz="0" w:val="nil"/>
-        </w:pBdr>
-        <w:shd w:fill="auto" w:val="clear"/>
-        <w:spacing w:after="40" w:before="0" w:line="240" w:lineRule="auto"/>
-        <w:ind w:left="360" w:right="0" w:hanging="260"/>
-        <w:jc w:val="left"/>
-        <w:rPr/>
-      </w:pPr>
-      <w:r>
-        <w:rPr>
-          <w:rFonts w:ascii="Calibri" w:cs="Calibri" w:eastAsia="Calibri" w:hAnsi="Calibri"/>
-          <w:b w:val="0"/>
-          <w:bCs w:val="0"/>
-          <w:i w:val="0"/>
-          <w:iCs w:val="0"/>
-          <w:smallCaps w:val="0"/>
-          <w:strike w:val="0"/>
-          <w:color w:val="000000"/>
-          <w:sz w:val="22"/>
-          <w:szCs w:val="22"/>
-          <w:u w:val="none"/>
-          <w:shd w:fill="auto" w:val="clear"/>
-          <w:vertAlign w:val="baseline"/>
-          <w:rtl w:val="0"/>
-        </w:rPr>
-        <w:t xml:space="preserve">Combining Google Analytics 4 and Google Tag Manager with internal behavioral data to build funnel and behavior analyses of Cello Square members; identifying fragmented rate-search paths, quote delays, and other drop-off points linked to customer churn, then eliminating unnecessary pages and buttons to converge on an optimal user flow and increase platform activation. Collaborated with the marketing team on a digital marketing monitoring dashboard (Google Analytics 4, Google Tag Manager) organized around acquisition, landing-page performance, and the customer funnel.</w:t>
-      </w:r>
-    </w:p>
-    <w:p>
-      <w:pPr>
-        <w:keepNext w:val="0"/>
-        <w:keepLines w:val="0"/>
-        <w:pageBreakBefore w:val="0"/>
-        <w:widowControl w:val="1"/>
-        <w:numPr>
-          <w:ilvl w:val="0"/>
-          <w:numId w:val="1"/>
-        </w:numPr>
-        <w:pBdr>
-          <w:top w:space="0" w:sz="0" w:val="nil"/>
-          <w:left w:space="0" w:sz="0" w:val="nil"/>
-          <w:bottom w:space="0" w:sz="0" w:val="nil"/>
-          <w:right w:space="0" w:sz="0" w:val="nil"/>
-          <w:between w:space="0" w:sz="0" w:val="nil"/>
-        </w:pBdr>
-        <w:shd w:fill="auto" w:val="clear"/>
-        <w:spacing w:after="40" w:before="0" w:line="240" w:lineRule="auto"/>
-        <w:ind w:left="360" w:right="0" w:hanging="260"/>
-        <w:jc w:val="left"/>
-        <w:rPr/>
-      </w:pPr>
-      <w:r>
-        <w:rPr>
-          <w:rFonts w:ascii="Calibri" w:cs="Calibri" w:eastAsia="Calibri" w:hAnsi="Calibri"/>
-          <w:b w:val="0"/>
-          <w:bCs w:val="0"/>
-          <w:i w:val="0"/>
-          <w:iCs w:val="0"/>
-          <w:smallCaps w:val="0"/>
-          <w:strike w:val="0"/>
-          <w:color w:val="000000"/>
-          <w:sz w:val="22"/>
-          <w:szCs w:val="22"/>
-          <w:u w:val="none"/>
-          <w:shd w:fill="auto" w:val="clear"/>
-          <w:vertAlign w:val="baseline"/>
-          <w:rtl w:val="0"/>
-        </w:rPr>
-        <w:t xml:space="preserve">Driving a cosmetics-focused express (small-parcel) analytics initiative with the Sales team, targeting Korea-outbound demand to the U.S. and Japan; enabled customized service, discount targeting, bespoke customer dashboards, and retention tracking for high-value cosmetics shippers.</w:t>
+        <w:t xml:space="preserve">Collaborating with Marketing, Settlement, and Sales to analyze the end-to-end logistics data set (SQL and Excel daily; Python for recurring tasks)-delivering Power BI KPI, monitoring, and usage dashboards that turn raw operational data into decision support for the people who must act on it.</w:t>
+      </w:r>
+    </w:p>
+    <w:p>
+      <w:pPr>
+        <w:keepNext w:val="0"/>
+        <w:keepLines w:val="0"/>
+        <w:pageBreakBefore w:val="0"/>
+        <w:widowControl w:val="1"/>
+        <w:numPr>
+          <w:ilvl w:val="0"/>
+          <w:numId w:val="1"/>
+        </w:numPr>
+        <w:pBdr>
+          <w:top w:space="0" w:sz="0" w:val="nil"/>
+          <w:left w:space="0" w:sz="0" w:val="nil"/>
+          <w:bottom w:space="0" w:sz="0" w:val="nil"/>
+          <w:right w:space="0" w:sz="0" w:val="nil"/>
+          <w:between w:space="0" w:sz="0" w:val="nil"/>
+        </w:pBdr>
+        <w:shd w:fill="auto" w:val="clear"/>
+        <w:spacing w:after="40" w:before="0" w:line="240" w:lineRule="auto"/>
+        <w:ind w:left="360" w:right="0" w:hanging="260"/>
+        <w:jc w:val="left"/>
+        <w:rPr/>
+      </w:pPr>
+      <w:r>
+        <w:rPr>
+          <w:rFonts w:ascii="Calibri" w:cs="Calibri" w:eastAsia="Calibri" w:hAnsi="Calibri"/>
+          <w:b w:val="0"/>
+          <w:bCs w:val="0"/>
+          <w:i w:val="0"/>
+          <w:iCs w:val="0"/>
+          <w:smallCaps w:val="0"/>
+          <w:strike w:val="0"/>
+          <w:color w:val="000000"/>
+          <w:sz w:val="22"/>
+          <w:szCs w:val="22"/>
+          <w:u w:val="none"/>
+          <w:shd w:fill="auto" w:val="clear"/>
+          <w:vertAlign w:val="baseline"/>
+          <w:rtl w:val="0"/>
+        </w:rPr>
+        <w:t xml:space="preserve">Developing funnel and behavior analyses of Cello Square members by combining Google Analytics 4 and Google Tag Manager with internal behavioral data; identifying fragmented rate-search paths, quote delays, and other drop-off points linked to customer churn, then eliminating unnecessary pages and buttons to converge on an optimal user flow and increase platform activation. Collaborated with the marketing team on a digital marketing monitoring dashboard (Google Analytics 4, Google Tag Manager) organized around acquisition, landing-page performance, and the customer funnel.</w:t>
+      </w:r>
+    </w:p>
+    <w:p>
+      <w:pPr>
+        <w:keepNext w:val="0"/>
+        <w:keepLines w:val="0"/>
+        <w:pageBreakBefore w:val="0"/>
+        <w:widowControl w:val="1"/>
+        <w:numPr>
+          <w:ilvl w:val="0"/>
+          <w:numId w:val="1"/>
+        </w:numPr>
+        <w:pBdr>
+          <w:top w:space="0" w:sz="0" w:val="nil"/>
+          <w:left w:space="0" w:sz="0" w:val="nil"/>
+          <w:bottom w:space="0" w:sz="0" w:val="nil"/>
+          <w:right w:space="0" w:sz="0" w:val="nil"/>
+          <w:between w:space="0" w:sz="0" w:val="nil"/>
+        </w:pBdr>
+        <w:shd w:fill="auto" w:val="clear"/>
+        <w:spacing w:after="40" w:before="0" w:line="240" w:lineRule="auto"/>
+        <w:ind w:left="360" w:right="0" w:hanging="260"/>
+        <w:jc w:val="left"/>
+        <w:rPr/>
+      </w:pPr>
+      <w:r>
+        <w:rPr>
+          <w:rFonts w:ascii="Calibri" w:cs="Calibri" w:eastAsia="Calibri" w:hAnsi="Calibri"/>
+          <w:b w:val="0"/>
+          <w:bCs w:val="0"/>
+          <w:i w:val="0"/>
+          <w:iCs w:val="0"/>
+          <w:smallCaps w:val="0"/>
+          <w:strike w:val="0"/>
+          <w:color w:val="000000"/>
+          <w:sz w:val="22"/>
+          <w:szCs w:val="22"/>
+          <w:u w:val="none"/>
+          <w:shd w:fill="auto" w:val="clear"/>
+          <w:vertAlign w:val="baseline"/>
+          <w:rtl w:val="0"/>
+        </w:rPr>
+        <w:t xml:space="preserve">Developing a cosmetics-focused express (small-parcel) analytics initiative with the Sales team, targeting Korea-outbound demand to the U.S. and Japan; enabling customized service, discount targeting, bespoke customer dashboards, and retention tracking for high-value cosmetics shippers.</w:t>
       </w:r>
     </w:p>
     <w:p>
@@ -1016,7 +1016,7 @@
           <w:vertAlign w:val="baseline"/>
           <w:rtl w:val="0"/>
         </w:rPr>
-        <w:t xml:space="preserve">Served as Project Manager for the 17-month Group Sales Optimizer (GSO) project-a new group demand-management system that produces optimal pricing and enables automatic group seat bookings from travel agencies (built on PROS O&amp;D RMS / RTDP).</w:t>
+        <w:t xml:space="preserve">Managed the 17-month Group Sales Optimizer (GSO) project-a new group demand-management system that produces optimal pricing and enables automatic group seat bookings from travel agencies (built on PROS O&amp;D RMS / RTDP).</w:t>
       </w:r>
     </w:p>
     <w:p>
@@ -1145,7 +1145,7 @@
           <w:vertAlign w:val="baseline"/>
           <w:rtl w:val="0"/>
         </w:rPr>
-        <w:t xml:space="preserve">Built the reservation misuse monitoring tool with SQL and Tableau, translating suspicious booking behavior into concrete query rules and presenting cases for sales teams to investigate-</w:t>
+        <w:t xml:space="preserve">Developed the reservation misuse monitoring tool with SQL and Tableau, translating suspicious booking behavior into concrete query rules and rendering findings actionable by presenting cases for sales teams to investigate-</w:t>
       </w:r>
       <w:r>
         <w:rPr>
@@ -1226,7 +1226,7 @@
           <w:vertAlign w:val="baseline"/>
           <w:rtl w:val="0"/>
         </w:rPr>
-        <w:t xml:space="preserve">Conducted monthly/quarterly analytics on package and incentive group demand using Oracle BI and Excel; delivered decision-support visualizations for executives.</w:t>
+        <w:t xml:space="preserve">Analyzed package and incentive group demand monthly and quarterly using Oracle BI and Excel; delivered decision-support visualizations for executives.</w:t>
       </w:r>
     </w:p>
     <w:p>
@@ -1923,7 +1923,7 @@
           <w:vertAlign w:val="baseline"/>
           <w:rtl w:val="0"/>
         </w:rPr>
-        <w:t xml:space="preserve">Owned operation of the passenger demand-forecasting and dynamic-pricing systems (PROS O&amp;D RMS / RTDP), with a focus on optimizing price across a global route network.</w:t>
+        <w:t xml:space="preserve">Operated the passenger demand-forecasting and dynamic-pricing systems (PROS O&amp;D RMS / RTDP), with a focus on optimizing price across a global route network and on the judgment required when using model outputs.</w:t>
       </w:r>
     </w:p>
     <w:p>
@@ -2009,7 +2009,7 @@
           <w:vertAlign w:val="baseline"/>
           <w:rtl w:val="0"/>
         </w:rPr>
-        <w:t xml:space="preserve">Advanced the RM System and booking-data integration plan for the Asiana Airlines merger.</w:t>
+        <w:t xml:space="preserve">Developed the RM System and booking-data integration plan for the Asiana Airlines merger.</w:t>
       </w:r>
     </w:p>
     <w:p>
@@ -2133,50 +2133,50 @@
           <w:vertAlign w:val="baseline"/>
           <w:rtl w:val="0"/>
         </w:rPr>
-        <w:t xml:space="preserve">Built the Availability DB and price-tracking database for Expedia and Skyscanner via SQL/Python, enabling near-real-time competitive-pricing visibility.</w:t>
-      </w:r>
-    </w:p>
-    <w:p>
-      <w:pPr>
-        <w:keepNext w:val="0"/>
-        <w:keepLines w:val="0"/>
-        <w:pageBreakBefore w:val="0"/>
-        <w:widowControl w:val="1"/>
-        <w:numPr>
-          <w:ilvl w:val="0"/>
-          <w:numId w:val="1"/>
-        </w:numPr>
-        <w:pBdr>
-          <w:top w:space="0" w:sz="0" w:val="nil"/>
-          <w:left w:space="0" w:sz="0" w:val="nil"/>
-          <w:bottom w:space="0" w:sz="0" w:val="nil"/>
-          <w:right w:space="0" w:sz="0" w:val="nil"/>
-          <w:between w:space="0" w:sz="0" w:val="nil"/>
-        </w:pBdr>
-        <w:shd w:fill="auto" w:val="clear"/>
-        <w:spacing w:after="40" w:before="0" w:line="240" w:lineRule="auto"/>
-        <w:ind w:left="360" w:right="0" w:hanging="260"/>
-        <w:jc w:val="left"/>
-        <w:rPr/>
-      </w:pPr>
-      <w:r>
-        <w:rPr>
-          <w:rFonts w:ascii="Calibri" w:cs="Calibri" w:eastAsia="Calibri" w:hAnsi="Calibri"/>
-          <w:b w:val="0"/>
-          <w:bCs w:val="0"/>
-          <w:i w:val="0"/>
-          <w:iCs w:val="0"/>
-          <w:smallCaps w:val="0"/>
-          <w:strike w:val="0"/>
-          <w:color w:val="000000"/>
-          <w:sz w:val="22"/>
-          <w:szCs w:val="22"/>
-          <w:u w:val="none"/>
-          <w:shd w:fill="auto" w:val="clear"/>
-          <w:vertAlign w:val="baseline"/>
-          <w:rtl w:val="0"/>
-        </w:rPr>
-        <w:t xml:space="preserve">Served as </w:t>
+        <w:t xml:space="preserve">Developed the Availability DB and price-tracking database for Expedia and Skyscanner via SQL/Python, enabling near-real-time competitive-pricing visibility.</w:t>
+      </w:r>
+    </w:p>
+    <w:p>
+      <w:pPr>
+        <w:keepNext w:val="0"/>
+        <w:keepLines w:val="0"/>
+        <w:pageBreakBefore w:val="0"/>
+        <w:widowControl w:val="1"/>
+        <w:numPr>
+          <w:ilvl w:val="0"/>
+          <w:numId w:val="1"/>
+        </w:numPr>
+        <w:pBdr>
+          <w:top w:space="0" w:sz="0" w:val="nil"/>
+          <w:left w:space="0" w:sz="0" w:val="nil"/>
+          <w:bottom w:space="0" w:sz="0" w:val="nil"/>
+          <w:right w:space="0" w:sz="0" w:val="nil"/>
+          <w:between w:space="0" w:sz="0" w:val="nil"/>
+        </w:pBdr>
+        <w:shd w:fill="auto" w:val="clear"/>
+        <w:spacing w:after="40" w:before="0" w:line="240" w:lineRule="auto"/>
+        <w:ind w:left="360" w:right="0" w:hanging="260"/>
+        <w:jc w:val="left"/>
+        <w:rPr/>
+      </w:pPr>
+      <w:r>
+        <w:rPr>
+          <w:rFonts w:ascii="Calibri" w:cs="Calibri" w:eastAsia="Calibri" w:hAnsi="Calibri"/>
+          <w:b w:val="0"/>
+          <w:bCs w:val="0"/>
+          <w:i w:val="0"/>
+          <w:iCs w:val="0"/>
+          <w:smallCaps w:val="0"/>
+          <w:strike w:val="0"/>
+          <w:color w:val="000000"/>
+          <w:sz w:val="22"/>
+          <w:szCs w:val="22"/>
+          <w:u w:val="none"/>
+          <w:shd w:fill="auto" w:val="clear"/>
+          <w:vertAlign w:val="baseline"/>
+          <w:rtl w:val="0"/>
+        </w:rPr>
+        <w:t xml:space="preserve">Mentored </w:t>
       </w:r>
       <w:r>
         <w:rPr>
@@ -2195,7 +2195,7 @@
           <w:vertAlign w:val="baseline"/>
           <w:rtl w:val="0"/>
         </w:rPr>
-        <w:t xml:space="preserve">mentor to 4 junior colleagues on forecasting and pricing</w:t>
+        <w:t xml:space="preserve">4 junior colleagues on forecasting and pricing</w:t>
       </w:r>
       <w:r>
         <w:rPr>
@@ -2568,7 +2568,7 @@
           <w:vertAlign w:val="baseline"/>
           <w:rtl w:val="0"/>
         </w:rPr>
-        <w:t xml:space="preserve">Built the ticket-price monitoring tool by accumulating online-searched fares into a dataset and visualizing it via Tableau and Oracle BI dashboards; supported the Tableau adoption decision through comparative evaluation of visualization tools.</w:t>
+        <w:t xml:space="preserve">Developed the ticket-price monitoring tool by accumulating online-searched fares into a dataset and visualizing it via Tableau and Oracle BI dashboards; supported the Tableau adoption decision through comparative evaluation of visualization tools.</w:t>
       </w:r>
     </w:p>
     <w:p>
@@ -2841,7 +2841,7 @@
           <w:vertAlign w:val="baseline"/>
           <w:rtl w:val="0"/>
         </w:rPr>
-        <w:t xml:space="preserve">Owned the Mode Tour account-allocating aircraft seats, negotiating ticket pricing, and coordinating group inventory for package tours.</w:t>
+        <w:t xml:space="preserve">Managed the Mode Tour account-allocating aircraft seats, negotiating ticket pricing, and coordinating group inventory for package tours.</w:t>
       </w:r>
     </w:p>
     <w:p>
